--- a/public/templates/command-center/Aurixa_Property_Investment_Report.docx
+++ b/public/templates/command-center/Aurixa_Property_Investment_Report.docx
@@ -3957,7 +3957,7 @@
           </w:tcPr>
           <w:p>
             <w:pPr>
-              <w:keepNext w:val="0"/>
+              <w:keepNext/>
               <w:keepLines/>
               <w:pageBreakBefore w:val="0"/>
               <w:widowControl w:val="1"/>
@@ -7189,7 +7189,7 @@
           </w:p>
           <w:p>
             <w:pPr>
-              <w:keepNext w:val="0"/>
+              <w:keepNext/>
               <w:keepLines/>
               <w:pageBreakBefore w:val="0"/>
               <w:widowControl w:val="1"/>

--- a/public/templates/command-center/Aurixa_Property_Investment_Report.docx
+++ b/public/templates/command-center/Aurixa_Property_Investment_Report.docx
@@ -484,7 +484,7 @@
         <w:keepLines/>
         <w:pageBreakBefore w:val="0"/>
         <w:widowControl w:val="1"/>
-        <w:spacing w:before="0" w:after="0" w:line="160" w:lineRule="exact"/>
+        <w:spacing w:before="0" w:after="0" w:line="2494" w:lineRule="exact"/>
       </w:pPr>
       <w:r>
         <w:rPr>
@@ -539,7 +539,7 @@
           </w:tcPr>
           <w:p>
             <w:pPr>
-              <w:keepNext w:val="0"/>
+              <w:keepNext/>
               <w:keepLines/>
               <w:pageBreakBefore w:val="0"/>
               <w:widowControl w:val="1"/>
@@ -580,7 +580,7 @@
           </w:tcPr>
           <w:p>
             <w:pPr>
-              <w:keepNext w:val="0"/>
+              <w:keepNext/>
               <w:keepLines/>
               <w:pageBreakBefore w:val="0"/>
               <w:widowControl w:val="1"/>
@@ -619,7 +619,7 @@
           </w:tcPr>
           <w:p>
             <w:pPr>
-              <w:keepNext w:val="0"/>
+              <w:keepNext/>
               <w:keepLines/>
               <w:pageBreakBefore w:val="0"/>
               <w:widowControl w:val="1"/>
@@ -660,7 +660,7 @@
           </w:tcPr>
           <w:p>
             <w:pPr>
-              <w:keepNext w:val="0"/>
+              <w:keepNext/>
               <w:keepLines/>
               <w:pageBreakBefore w:val="0"/>
               <w:widowControl w:val="1"/>
@@ -705,7 +705,7 @@
           </w:tcPr>
           <w:p>
             <w:pPr>
-              <w:keepNext w:val="0"/>
+              <w:keepNext/>
               <w:keepLines/>
               <w:pageBreakBefore w:val="0"/>
               <w:widowControl w:val="1"/>
@@ -746,7 +746,7 @@
           </w:tcPr>
           <w:p>
             <w:pPr>
-              <w:keepNext w:val="0"/>
+              <w:keepNext/>
               <w:keepLines/>
               <w:pageBreakBefore w:val="0"/>
               <w:widowControl w:val="1"/>
@@ -785,7 +785,7 @@
           </w:tcPr>
           <w:p>
             <w:pPr>
-              <w:keepNext w:val="0"/>
+              <w:keepNext/>
               <w:keepLines/>
               <w:pageBreakBefore w:val="0"/>
               <w:widowControl w:val="1"/>
@@ -826,7 +826,7 @@
           </w:tcPr>
           <w:p>
             <w:pPr>
-              <w:keepNext w:val="0"/>
+              <w:keepNext/>
               <w:keepLines/>
               <w:pageBreakBefore w:val="0"/>
               <w:widowControl w:val="1"/>
@@ -1017,13 +1017,13 @@
       <w:pPr>
         <w:keepNext w:val="0"/>
         <w:keepLines/>
-        <w:pageBreakBefore w:val="0"/>
+        <w:pageBreakBefore w:val="1"/>
         <w:widowControl w:val="1"/>
-        <w:spacing w:before="0" w:after="0"/>
+        <w:spacing w:before="0" w:after="0" w:line="20" w:lineRule="exact"/>
+        <w:rPr>
+          <w:sz w:val="2"/>
+        </w:rPr>
       </w:pPr>
-      <w:r>
-        <w:br w:type="page"/>
-      </w:r>
     </w:p>
     <w:tbl>
       <w:tblPr>
@@ -1112,7 +1112,7 @@
     </w:tbl>
     <w:p>
       <w:pPr>
-        <w:keepNext w:val="0"/>
+        <w:keepNext w:val="1"/>
         <w:keepLines/>
         <w:pageBreakBefore w:val="0"/>
         <w:widowControl w:val="1"/>
@@ -1434,13 +1434,13 @@
       <w:pPr>
         <w:keepNext w:val="0"/>
         <w:keepLines/>
-        <w:pageBreakBefore w:val="0"/>
+        <w:pageBreakBefore w:val="1"/>
         <w:widowControl w:val="1"/>
-        <w:spacing w:before="0" w:after="0"/>
+        <w:spacing w:before="0" w:after="0" w:line="20" w:lineRule="exact"/>
+        <w:rPr>
+          <w:sz w:val="2"/>
+        </w:rPr>
       </w:pPr>
-      <w:r>
-        <w:br w:type="page"/>
-      </w:r>
     </w:p>
     <w:tbl>
       <w:tblPr>
@@ -1562,7 +1562,7 @@
     </w:tbl>
     <w:p>
       <w:pPr>
-        <w:keepNext w:val="0"/>
+        <w:keepNext w:val="1"/>
         <w:keepLines/>
         <w:pageBreakBefore w:val="0"/>
         <w:widowControl w:val="1"/>
@@ -1945,7 +1945,7 @@
     </w:tbl>
     <w:p>
       <w:pPr>
-        <w:keepNext w:val="0"/>
+        <w:keepNext w:val="1"/>
         <w:keepLines/>
         <w:pageBreakBefore w:val="0"/>
         <w:widowControl w:val="1"/>
@@ -2496,7 +2496,7 @@
     </w:tbl>
     <w:p>
       <w:pPr>
-        <w:keepNext w:val="0"/>
+        <w:keepNext w:val="1"/>
         <w:keepLines/>
         <w:pageBreakBefore w:val="0"/>
         <w:widowControl w:val="1"/>
@@ -3775,18 +3775,6 @@
         </w:tc>
       </w:tr>
     </w:tbl>
-    <w:p>
-      <w:pPr>
-        <w:keepNext w:val="0"/>
-        <w:keepLines/>
-        <w:pageBreakBefore w:val="0"/>
-        <w:widowControl w:val="1"/>
-        <w:spacing w:before="0" w:after="0"/>
-      </w:pPr>
-      <w:r>
-        <w:br w:type="page"/>
-      </w:r>
-    </w:p>
     <w:tbl>
       <w:tblPr>
         <w:tblW w:type="auto" w:w="0"/>
@@ -3907,7 +3895,7 @@
     </w:tbl>
     <w:p>
       <w:pPr>
-        <w:keepNext w:val="0"/>
+        <w:keepNext w:val="1"/>
         <w:keepLines/>
         <w:pageBreakBefore w:val="0"/>
         <w:widowControl w:val="1"/>
@@ -4379,7 +4367,7 @@
     </w:tbl>
     <w:p>
       <w:pPr>
-        <w:keepNext w:val="0"/>
+        <w:keepNext w:val="1"/>
         <w:keepLines/>
         <w:pageBreakBefore w:val="0"/>
         <w:widowControl w:val="1"/>
@@ -5449,7 +5437,7 @@
           </w:tcPr>
           <w:p>
             <w:pPr>
-              <w:keepNext w:val="0"/>
+              <w:keepNext/>
               <w:keepLines/>
               <w:pageBreakBefore w:val="0"/>
               <w:widowControl w:val="1"/>
@@ -5488,7 +5476,7 @@
           </w:tcPr>
           <w:p>
             <w:pPr>
-              <w:keepNext w:val="0"/>
+              <w:keepNext/>
               <w:keepLines/>
               <w:pageBreakBefore w:val="0"/>
               <w:widowControl w:val="1"/>
@@ -5516,7 +5504,7 @@
           </w:tcPr>
           <w:p>
             <w:pPr>
-              <w:keepNext w:val="0"/>
+              <w:keepNext/>
               <w:keepLines/>
               <w:pageBreakBefore w:val="0"/>
               <w:widowControl w:val="1"/>
@@ -5556,7 +5544,7 @@
           </w:tcPr>
           <w:p>
             <w:pPr>
-              <w:keepNext w:val="0"/>
+              <w:keepNext/>
               <w:keepLines/>
               <w:pageBreakBefore w:val="0"/>
               <w:widowControl w:val="1"/>
@@ -6957,18 +6945,6 @@
         </w:tc>
       </w:tr>
     </w:tbl>
-    <w:p>
-      <w:pPr>
-        <w:keepNext w:val="0"/>
-        <w:keepLines/>
-        <w:pageBreakBefore w:val="0"/>
-        <w:widowControl w:val="1"/>
-        <w:spacing w:before="0" w:after="0"/>
-      </w:pPr>
-      <w:r>
-        <w:br w:type="page"/>
-      </w:r>
-    </w:p>
     <w:tbl>
       <w:tblPr>
         <w:tblW w:type="auto" w:w="0"/>
@@ -7089,7 +7065,7 @@
     </w:tbl>
     <w:p>
       <w:pPr>
-        <w:keepNext w:val="0"/>
+        <w:keepNext w:val="1"/>
         <w:keepLines/>
         <w:pageBreakBefore w:val="0"/>
         <w:widowControl w:val="1"/>
@@ -7966,7 +7942,7 @@
     </w:tbl>
     <w:p>
       <w:pPr>
-        <w:keepNext w:val="0"/>
+        <w:keepNext w:val="1"/>
         <w:keepLines/>
         <w:pageBreakBefore w:val="0"/>
         <w:widowControl w:val="1"/>
@@ -9028,7 +9004,7 @@
           </w:tcPr>
           <w:p>
             <w:pPr>
-              <w:keepNext w:val="0"/>
+              <w:keepNext/>
               <w:keepLines/>
               <w:pageBreakBefore w:val="0"/>
               <w:widowControl w:val="1"/>
@@ -9067,7 +9043,7 @@
           </w:tcPr>
           <w:p>
             <w:pPr>
-              <w:keepNext w:val="0"/>
+              <w:keepNext/>
               <w:keepLines/>
               <w:pageBreakBefore w:val="0"/>
               <w:widowControl w:val="1"/>
@@ -9106,7 +9082,7 @@
           </w:tcPr>
           <w:p>
             <w:pPr>
-              <w:keepNext w:val="0"/>
+              <w:keepNext/>
               <w:keepLines/>
               <w:pageBreakBefore w:val="0"/>
               <w:widowControl w:val="1"/>
@@ -9146,7 +9122,7 @@
           </w:tcPr>
           <w:p>
             <w:pPr>
-              <w:keepNext w:val="0"/>
+              <w:keepNext/>
               <w:keepLines/>
               <w:pageBreakBefore w:val="0"/>
               <w:widowControl w:val="1"/>
@@ -9185,7 +9161,7 @@
           </w:tcPr>
           <w:p>
             <w:pPr>
-              <w:keepNext w:val="0"/>
+              <w:keepNext/>
               <w:keepLines/>
               <w:pageBreakBefore w:val="0"/>
               <w:widowControl w:val="1"/>
@@ -9224,7 +9200,7 @@
           </w:tcPr>
           <w:p>
             <w:pPr>
-              <w:keepNext w:val="0"/>
+              <w:keepNext/>
               <w:keepLines/>
               <w:pageBreakBefore w:val="0"/>
               <w:widowControl w:val="1"/>
@@ -9399,7 +9375,7 @@
     </w:tbl>
     <w:p>
       <w:pPr>
-        <w:keepNext w:val="0"/>
+        <w:keepNext w:val="1"/>
         <w:keepLines/>
         <w:pageBreakBefore w:val="0"/>
         <w:widowControl w:val="1"/>
@@ -10083,7 +10059,7 @@
     </w:tbl>
     <w:p>
       <w:pPr>
-        <w:keepNext w:val="0"/>
+        <w:keepNext w:val="1"/>
         <w:keepLines/>
         <w:pageBreakBefore w:val="0"/>
         <w:widowControl w:val="1"/>
@@ -10670,21 +10646,9 @@
     </w:tbl>
     <w:p>
       <w:pPr>
-        <w:keepNext w:val="0"/>
-        <w:keepLines/>
-        <w:pageBreakBefore w:val="0"/>
-        <w:widowControl w:val="1"/>
-        <w:spacing w:before="0" w:after="0"/>
-      </w:pPr>
-      <w:r>
-        <w:br w:type="page"/>
-      </w:r>
-    </w:p>
-    <w:p>
-      <w:pPr>
         <w:keepNext/>
         <w:keepLines/>
-        <w:pageBreakBefore w:val="0"/>
+        <w:pageBreakBefore w:val="1"/>
         <w:widowControl w:val="1"/>
         <w:spacing w:before="0" w:after="80"/>
       </w:pPr>
@@ -11423,13 +11387,13 @@
       <w:pPr>
         <w:keepNext w:val="0"/>
         <w:keepLines/>
-        <w:pageBreakBefore w:val="0"/>
+        <w:pageBreakBefore w:val="1"/>
         <w:widowControl w:val="1"/>
-        <w:spacing w:before="0" w:after="0"/>
+        <w:spacing w:before="0" w:after="0" w:line="20" w:lineRule="exact"/>
+        <w:rPr>
+          <w:sz w:val="2"/>
+        </w:rPr>
       </w:pPr>
-      <w:r>
-        <w:br w:type="page"/>
-      </w:r>
     </w:p>
     <w:tbl>
       <w:tblPr>
@@ -11540,7 +11504,7 @@
     </w:tbl>
     <w:p>
       <w:pPr>
-        <w:keepNext w:val="0"/>
+        <w:keepNext w:val="1"/>
         <w:keepLines/>
         <w:pageBreakBefore w:val="0"/>
         <w:widowControl w:val="1"/>
@@ -11718,19 +11682,7 @@
       <w:pPr>
         <w:keepNext w:val="0"/>
         <w:keepLines/>
-        <w:pageBreakBefore w:val="0"/>
-        <w:widowControl w:val="1"/>
-        <w:spacing w:before="0" w:after="0"/>
-      </w:pPr>
-      <w:r>
-        <w:br w:type="page"/>
-      </w:r>
-    </w:p>
-    <w:p>
-      <w:pPr>
-        <w:keepNext w:val="0"/>
-        <w:keepLines/>
-        <w:pageBreakBefore w:val="0"/>
+        <w:pageBreakBefore w:val="1"/>
         <w:widowControl w:val="1"/>
         <w:spacing w:before="0" w:after="0" w:line="180" w:lineRule="exact"/>
       </w:pPr>
